--- a/pr-preview/pr-422/linear-algebra-projections.docx
+++ b/pr-preview/pr-422/linear-algebra-projections.docx
@@ -15,7 +15,7 @@
         <w:pStyle w:val="Date"/>
       </w:pPr>
       <w:r>
-        <w:t xml:space="preserve">Last modified: 2026-10-19 13:31:05 (PDT)</w:t>
+        <w:t xml:space="preserve">Last modified: 2026-10-19 17:30:45 (PDT)</w:t>
       </w:r>
     </w:p>
     <w:bookmarkStart w:id="169" w:name="design-matrix"/>
@@ -13286,7 +13286,7 @@
           <w:rPr>
             <w:rStyle w:val="Hyperlink"/>
           </w:rPr>
-          <w:t xml:space="preserve">Theorem 7 in Column Space, Null Space and Rank-Nullity</w:t>
+          <w:t xml:space="preserve">Theorem 6 in Column Space, Null Space and Rank-Nullity</w:t>
         </w:r>
       </w:hyperlink>
       <w:r>
@@ -14635,7 +14635,7 @@
                 <w:rPr>
                   <w:rStyle w:val="Hyperlink"/>
                 </w:rPr>
-                <w:t xml:space="preserve">Theorem 15 in Column Space, Null Space and Rank-Nullity</w:t>
+                <w:t xml:space="preserve">Theorem 14 in Column Space, Null Space and Rank-Nullity</w:t>
               </w:r>
             </w:hyperlink>
             <w:r>
@@ -27385,7 +27385,7 @@
           <w:rPr>
             <w:rStyle w:val="Hyperlink"/>
           </w:rPr>
-          <w:t xml:space="preserve">Theorem 15 in Column Space, Null Space and Rank-Nullity</w:t>
+          <w:t xml:space="preserve">Theorem 14 in Column Space, Null Space and Rank-Nullity</w:t>
         </w:r>
       </w:hyperlink>
       <w:r>
@@ -27636,7 +27636,7 @@
                   <m:nor/>
                   <m:sty m:val="p"/>
                 </m:rPr>
-                <m:t>Theorem 9 in Column Space, Null Space and Rank-Nullity</m:t>
+                <m:t>Theorem 8 in Column Space, Null Space and Rank-Nullity</m:t>
               </m:r>
               <m:r>
                 <m:rPr>
@@ -27927,7 +27927,7 @@
                   <m:nor/>
                   <m:sty m:val="p"/>
                 </m:rPr>
-                <m:t>Theorem 10 in Column Space, Null Space and Rank-Nullity</m:t>
+                <m:t>Theorem 9 in Column Space, Null Space and Rank-Nullity</m:t>
               </m:r>
               <m:r>
                 <m:rPr>
@@ -28001,7 +28001,7 @@
                   <m:nor/>
                   <m:sty m:val="p"/>
                 </m:rPr>
-                <m:t>Theorem 9 in Column Space, Null Space and Rank-Nullity</m:t>
+                <m:t>Theorem 8 in Column Space, Null Space and Rank-Nullity</m:t>
               </m:r>
               <m:r>
                 <m:rPr>
@@ -31957,7 +31957,7 @@
           <w:rPr>
             <w:rStyle w:val="Hyperlink"/>
           </w:rPr>
-          <w:t xml:space="preserve">Example 24 in Column Space, Null Space and Rank-Nullity</w:t>
+          <w:t xml:space="preserve">Example 23 in Column Space, Null Space and Rank-Nullity</w:t>
         </w:r>
       </w:hyperlink>
       <w:r>
@@ -36479,7 +36479,7 @@
           <w:rPr>
             <w:rStyle w:val="Hyperlink"/>
           </w:rPr>
-          <w:t xml:space="preserve">Theorem 7 in Column Space, Null Space and Rank-Nullity</w:t>
+          <w:t xml:space="preserve">Theorem 6 in Column Space, Null Space and Rank-Nullity</w:t>
         </w:r>
       </w:hyperlink>
       <w:r>
@@ -36961,7 +36961,7 @@
           <w:rPr>
             <w:rStyle w:val="Hyperlink"/>
           </w:rPr>
-          <w:t xml:space="preserve">Theorem 8 in Column Space, Null Space and Rank-Nullity</w:t>
+          <w:t xml:space="preserve">Theorem 7 in Column Space, Null Space and Rank-Nullity</w:t>
         </w:r>
       </w:hyperlink>
       <w:r>
@@ -37150,7 +37150,7 @@
           <w:rPr>
             <w:rStyle w:val="Hyperlink"/>
           </w:rPr>
-          <w:t xml:space="preserve">Example 16 in Column Space, Null Space and Rank-Nullity</w:t>
+          <w:t xml:space="preserve">Example 15 in Column Space, Null Space and Rank-Nullity</w:t>
         </w:r>
       </w:hyperlink>
       <w:r>
@@ -37763,7 +37763,7 @@
           <w:rPr>
             <w:rStyle w:val="Hyperlink"/>
           </w:rPr>
-          <w:t xml:space="preserve">Theorem 8 in Column Space, Null Space and Rank-Nullity</w:t>
+          <w:t xml:space="preserve">Theorem 7 in Column Space, Null Space and Rank-Nullity</w:t>
         </w:r>
       </w:hyperlink>
       <w:r>
@@ -38562,7 +38562,7 @@
           <w:rPr>
             <w:rStyle w:val="Hyperlink"/>
           </w:rPr>
-          <w:t xml:space="preserve">Theorem 10 in Column Space, Null Space and Rank-Nullity</w:t>
+          <w:t xml:space="preserve">Theorem 9 in Column Space, Null Space and Rank-Nullity</w:t>
         </w:r>
       </w:hyperlink>
       <w:r>
@@ -38576,7 +38576,7 @@
           <w:rPr>
             <w:rStyle w:val="Hyperlink"/>
           </w:rPr>
-          <w:t xml:space="preserve">Theorem 7 in Column Space, Null Space and Rank-Nullity</w:t>
+          <w:t xml:space="preserve">Theorem 6 in Column Space, Null Space and Rank-Nullity</w:t>
         </w:r>
       </w:hyperlink>
       <w:r>
@@ -39569,7 +39569,7 @@
           <w:rPr>
             <w:rStyle w:val="Hyperlink"/>
           </w:rPr>
-          <w:t xml:space="preserve">Theorem 10 in Column Space, Null Space and Rank-Nullity</w:t>
+          <w:t xml:space="preserve">Theorem 9 in Column Space, Null Space and Rank-Nullity</w:t>
         </w:r>
       </w:hyperlink>
       <w:r>
